--- a/zht/docx/215.content.docx
+++ b/zht/docx/215.content.docx
@@ -346,234 +346,174 @@
           <w:lang w:val="zh_TW" w:bidi="zh_TW"/>
         </w:rPr>
       </w:r>
-      <w:hyperlink r:id="rId13">
-        <w:r>
-          <w:rPr>
-            <w:lang w:val="zh_TW" w:bidi="zh_TW"/>
-          </w:rPr>
-          <w:rPr>
-            <w:color w:val="0000EE"/>
-            <w:u w:val="single"/>
-          </w:rPr>
-          <w:t>哥林多前書5:7</w:t>
-        </w:r>
-      </w:hyperlink>
-    </w:p>
-    <w:p>
-      <w:pPr>
-        <w:pStyle w:val="ListBullet"/>
-        <w:spacing w:line="240" w:lineRule="auto"/>
-        <w:ind w:left="720"/>
-      </w:pPr>
-      <w:r>
-        <w:rPr>
-          <w:lang w:val="zh_TW" w:bidi="zh_TW"/>
-        </w:rPr>
-      </w:r>
-      <w:hyperlink r:id="rId14">
-        <w:r>
-          <w:rPr>
-            <w:lang w:val="zh_TW" w:bidi="zh_TW"/>
-          </w:rPr>
-          <w:rPr>
-            <w:color w:val="0000EE"/>
-            <w:u w:val="single"/>
-          </w:rPr>
-          <w:t>歴代志下30:13–15</w:t>
-        </w:r>
-      </w:hyperlink>
-    </w:p>
-    <w:p>
-      <w:pPr>
-        <w:pStyle w:val="ListBullet"/>
-        <w:spacing w:line="240" w:lineRule="auto"/>
-        <w:ind w:left="720"/>
-      </w:pPr>
-      <w:r>
-        <w:rPr>
-          <w:lang w:val="zh_TW" w:bidi="zh_TW"/>
-        </w:rPr>
-      </w:r>
-      <w:hyperlink r:id="rId15">
-        <w:r>
-          <w:rPr>
-            <w:lang w:val="zh_TW" w:bidi="zh_TW"/>
-          </w:rPr>
-          <w:rPr>
-            <w:color w:val="0000EE"/>
-            <w:u w:val="single"/>
-          </w:rPr>
-          <w:t>列王紀下23:23</w:t>
-        </w:r>
-      </w:hyperlink>
-    </w:p>
-    <w:p>
-      <w:pPr>
-        <w:pStyle w:val="ListBullet"/>
-        <w:spacing w:line="240" w:lineRule="auto"/>
-        <w:ind w:left="720"/>
-      </w:pPr>
-      <w:r>
-        <w:rPr>
-          <w:lang w:val="zh_TW" w:bidi="zh_TW"/>
-        </w:rPr>
-      </w:r>
-      <w:hyperlink r:id="rId16">
-        <w:r>
-          <w:rPr>
-            <w:lang w:val="zh_TW" w:bidi="zh_TW"/>
-          </w:rPr>
-          <w:rPr>
-            <w:color w:val="0000EE"/>
-            <w:u w:val="single"/>
-          </w:rPr>
-          <w:t>申命記16:2</w:t>
-        </w:r>
-      </w:hyperlink>
-    </w:p>
-    <w:p>
-      <w:pPr>
-        <w:pStyle w:val="ListBullet"/>
-        <w:spacing w:line="240" w:lineRule="auto"/>
-        <w:ind w:left="720"/>
-      </w:pPr>
-      <w:r>
-        <w:rPr>
-          <w:lang w:val="zh_TW" w:bidi="zh_TW"/>
-        </w:rPr>
-      </w:r>
-      <w:hyperlink r:id="rId17">
-        <w:r>
-          <w:rPr>
-            <w:lang w:val="zh_TW" w:bidi="zh_TW"/>
-          </w:rPr>
-          <w:rPr>
-            <w:color w:val="0000EE"/>
-            <w:u w:val="single"/>
-          </w:rPr>
-          <w:t>出埃及記12:26–28</w:t>
-        </w:r>
-      </w:hyperlink>
-    </w:p>
-    <w:p>
-      <w:pPr>
-        <w:pStyle w:val="ListBullet"/>
-        <w:spacing w:line="240" w:lineRule="auto"/>
-        <w:ind w:left="720"/>
-      </w:pPr>
-      <w:r>
-        <w:rPr>
-          <w:lang w:val="zh_TW" w:bidi="zh_TW"/>
-        </w:rPr>
-      </w:r>
-      <w:hyperlink r:id="rId18">
-        <w:r>
-          <w:rPr>
-            <w:lang w:val="zh_TW" w:bidi="zh_TW"/>
-          </w:rPr>
-          <w:rPr>
-            <w:color w:val="0000EE"/>
-            <w:u w:val="single"/>
-          </w:rPr>
-          <w:t>以斯拉記6:21–22</w:t>
-        </w:r>
-      </w:hyperlink>
-    </w:p>
-    <w:p>
-      <w:pPr>
-        <w:pStyle w:val="ListBullet"/>
-        <w:spacing w:line="240" w:lineRule="auto"/>
-        <w:ind w:left="720"/>
-      </w:pPr>
-      <w:r>
-        <w:rPr>
-          <w:lang w:val="zh_TW" w:bidi="zh_TW"/>
-        </w:rPr>
-      </w:r>
-      <w:hyperlink r:id="rId19">
-        <w:r>
-          <w:rPr>
-            <w:lang w:val="zh_TW" w:bidi="zh_TW"/>
-          </w:rPr>
-          <w:rPr>
-            <w:color w:val="0000EE"/>
-            <w:u w:val="single"/>
-          </w:rPr>
-          <w:t>約翰福音13:1</w:t>
-        </w:r>
-      </w:hyperlink>
-    </w:p>
-    <w:p>
-      <w:pPr>
-        <w:pStyle w:val="ListBullet"/>
-        <w:spacing w:line="240" w:lineRule="auto"/>
-        <w:ind w:left="720"/>
-      </w:pPr>
-      <w:r>
-        <w:rPr>
-          <w:lang w:val="zh_TW" w:bidi="zh_TW"/>
-        </w:rPr>
-      </w:r>
-      <w:hyperlink r:id="rId20">
-        <w:r>
-          <w:rPr>
-            <w:lang w:val="zh_TW" w:bidi="zh_TW"/>
-          </w:rPr>
-          <w:rPr>
-            <w:color w:val="0000EE"/>
-            <w:u w:val="single"/>
-          </w:rPr>
-          <w:t>約書亞記5:10–11</w:t>
-        </w:r>
-      </w:hyperlink>
-    </w:p>
-    <w:p>
-      <w:pPr>
-        <w:pStyle w:val="ListBullet"/>
-        <w:spacing w:line="240" w:lineRule="auto"/>
-        <w:ind w:left="720"/>
-      </w:pPr>
-      <w:r>
-        <w:rPr>
-          <w:lang w:val="zh_TW" w:bidi="zh_TW"/>
-        </w:rPr>
-      </w:r>
-      <w:hyperlink r:id="rId21">
-        <w:r>
-          <w:rPr>
-            <w:lang w:val="zh_TW" w:bidi="zh_TW"/>
-          </w:rPr>
-          <w:rPr>
-            <w:color w:val="0000EE"/>
-            <w:u w:val="single"/>
-          </w:rPr>
-          <w:t>利未記23:4–6</w:t>
-        </w:r>
-      </w:hyperlink>
-    </w:p>
-    <w:p>
-      <w:pPr>
-        <w:pStyle w:val="ListBullet"/>
-        <w:spacing w:line="240" w:lineRule="auto"/>
-        <w:ind w:left="720"/>
-      </w:pPr>
-      <w:r>
-        <w:rPr>
-          <w:lang w:val="zh_TW" w:bidi="zh_TW"/>
-        </w:rPr>
-      </w:r>
-      <w:hyperlink r:id="rId22">
-        <w:r>
-          <w:rPr>
-            <w:lang w:val="zh_TW" w:bidi="zh_TW"/>
-          </w:rPr>
-          <w:rPr>
-            <w:color w:val="0000EE"/>
-            <w:u w:val="single"/>
-          </w:rPr>
-          <w:t>民數記9:3</w:t>
-        </w:r>
-      </w:hyperlink>
+      <w:r>
+        <w:rPr>
+          <w:lang w:val="zh_TW" w:bidi="zh_TW"/>
+        </w:rPr>
+        <w:t>哥林多前書5:7</w:t>
+      </w:r>
+    </w:p>
+    <w:p>
+      <w:pPr>
+        <w:pStyle w:val="ListBullet"/>
+        <w:spacing w:line="240" w:lineRule="auto"/>
+        <w:ind w:left="720"/>
+      </w:pPr>
+      <w:r>
+        <w:rPr>
+          <w:lang w:val="zh_TW" w:bidi="zh_TW"/>
+        </w:rPr>
+      </w:r>
+      <w:r>
+        <w:rPr>
+          <w:lang w:val="zh_TW" w:bidi="zh_TW"/>
+        </w:rPr>
+        <w:t>歴代志下30:13–15</w:t>
+      </w:r>
+    </w:p>
+    <w:p>
+      <w:pPr>
+        <w:pStyle w:val="ListBullet"/>
+        <w:spacing w:line="240" w:lineRule="auto"/>
+        <w:ind w:left="720"/>
+      </w:pPr>
+      <w:r>
+        <w:rPr>
+          <w:lang w:val="zh_TW" w:bidi="zh_TW"/>
+        </w:rPr>
+      </w:r>
+      <w:r>
+        <w:rPr>
+          <w:lang w:val="zh_TW" w:bidi="zh_TW"/>
+        </w:rPr>
+        <w:t>列王紀下23:23</w:t>
+      </w:r>
+    </w:p>
+    <w:p>
+      <w:pPr>
+        <w:pStyle w:val="ListBullet"/>
+        <w:spacing w:line="240" w:lineRule="auto"/>
+        <w:ind w:left="720"/>
+      </w:pPr>
+      <w:r>
+        <w:rPr>
+          <w:lang w:val="zh_TW" w:bidi="zh_TW"/>
+        </w:rPr>
+      </w:r>
+      <w:r>
+        <w:rPr>
+          <w:lang w:val="zh_TW" w:bidi="zh_TW"/>
+        </w:rPr>
+        <w:t>申命記16:2</w:t>
+      </w:r>
+    </w:p>
+    <w:p>
+      <w:pPr>
+        <w:pStyle w:val="ListBullet"/>
+        <w:spacing w:line="240" w:lineRule="auto"/>
+        <w:ind w:left="720"/>
+      </w:pPr>
+      <w:r>
+        <w:rPr>
+          <w:lang w:val="zh_TW" w:bidi="zh_TW"/>
+        </w:rPr>
+      </w:r>
+      <w:r>
+        <w:rPr>
+          <w:lang w:val="zh_TW" w:bidi="zh_TW"/>
+        </w:rPr>
+        <w:t>出埃及記12:26–28</w:t>
+      </w:r>
+    </w:p>
+    <w:p>
+      <w:pPr>
+        <w:pStyle w:val="ListBullet"/>
+        <w:spacing w:line="240" w:lineRule="auto"/>
+        <w:ind w:left="720"/>
+      </w:pPr>
+      <w:r>
+        <w:rPr>
+          <w:lang w:val="zh_TW" w:bidi="zh_TW"/>
+        </w:rPr>
+      </w:r>
+      <w:r>
+        <w:rPr>
+          <w:lang w:val="zh_TW" w:bidi="zh_TW"/>
+        </w:rPr>
+        <w:t>以斯拉記6:21–22</w:t>
+      </w:r>
+    </w:p>
+    <w:p>
+      <w:pPr>
+        <w:pStyle w:val="ListBullet"/>
+        <w:spacing w:line="240" w:lineRule="auto"/>
+        <w:ind w:left="720"/>
+      </w:pPr>
+      <w:r>
+        <w:rPr>
+          <w:lang w:val="zh_TW" w:bidi="zh_TW"/>
+        </w:rPr>
+      </w:r>
+      <w:r>
+        <w:rPr>
+          <w:lang w:val="zh_TW" w:bidi="zh_TW"/>
+        </w:rPr>
+        <w:t>約翰福音13:1</w:t>
+      </w:r>
+    </w:p>
+    <w:p>
+      <w:pPr>
+        <w:pStyle w:val="ListBullet"/>
+        <w:spacing w:line="240" w:lineRule="auto"/>
+        <w:ind w:left="720"/>
+      </w:pPr>
+      <w:r>
+        <w:rPr>
+          <w:lang w:val="zh_TW" w:bidi="zh_TW"/>
+        </w:rPr>
+      </w:r>
+      <w:r>
+        <w:rPr>
+          <w:lang w:val="zh_TW" w:bidi="zh_TW"/>
+        </w:rPr>
+        <w:t>約書亞記5:10–11</w:t>
+      </w:r>
+    </w:p>
+    <w:p>
+      <w:pPr>
+        <w:pStyle w:val="ListBullet"/>
+        <w:spacing w:line="240" w:lineRule="auto"/>
+        <w:ind w:left="720"/>
+      </w:pPr>
+      <w:r>
+        <w:rPr>
+          <w:lang w:val="zh_TW" w:bidi="zh_TW"/>
+        </w:rPr>
+      </w:r>
+      <w:r>
+        <w:rPr>
+          <w:lang w:val="zh_TW" w:bidi="zh_TW"/>
+        </w:rPr>
+        <w:t>利未記23:4–6</w:t>
+      </w:r>
+    </w:p>
+    <w:p>
+      <w:pPr>
+        <w:pStyle w:val="ListBullet"/>
+        <w:spacing w:line="240" w:lineRule="auto"/>
+        <w:ind w:left="720"/>
+      </w:pPr>
+      <w:r>
+        <w:rPr>
+          <w:lang w:val="zh_TW" w:bidi="zh_TW"/>
+        </w:rPr>
+      </w:r>
+      <w:r>
+        <w:rPr>
+          <w:lang w:val="zh_TW" w:bidi="zh_TW"/>
+        </w:rPr>
+        <w:t>民數記9:3</w:t>
+      </w:r>
     </w:p>
     <w:p>
       <w:pPr>
@@ -1086,186 +1026,138 @@
           <w:lang w:val="zh_TW" w:bidi="zh_TW"/>
         </w:rPr>
       </w:r>
-      <w:hyperlink r:id="rId23">
-        <w:r>
-          <w:rPr>
-            <w:lang w:val="zh_TW" w:bidi="zh_TW"/>
-          </w:rPr>
-          <w:rPr>
-            <w:color w:val="0000EE"/>
-            <w:u w:val="single"/>
-          </w:rPr>
-          <w:t>傳道書1:17</w:t>
-        </w:r>
-      </w:hyperlink>
-    </w:p>
-    <w:p>
-      <w:pPr>
-        <w:pStyle w:val="ListBullet"/>
-        <w:spacing w:line="240" w:lineRule="auto"/>
-        <w:ind w:left="720"/>
-      </w:pPr>
-      <w:r>
-        <w:rPr>
-          <w:lang w:val="zh_TW" w:bidi="zh_TW"/>
-        </w:rPr>
-      </w:r>
-      <w:hyperlink r:id="rId24">
-        <w:r>
-          <w:rPr>
-            <w:lang w:val="zh_TW" w:bidi="zh_TW"/>
-          </w:rPr>
-          <w:rPr>
-            <w:color w:val="0000EE"/>
-            <w:u w:val="single"/>
-          </w:rPr>
-          <w:t>以弗所書5:15</w:t>
-        </w:r>
-      </w:hyperlink>
-    </w:p>
-    <w:p>
-      <w:pPr>
-        <w:pStyle w:val="ListBullet"/>
-        <w:spacing w:line="240" w:lineRule="auto"/>
-        <w:ind w:left="720"/>
-      </w:pPr>
-      <w:r>
-        <w:rPr>
-          <w:lang w:val="zh_TW" w:bidi="zh_TW"/>
-        </w:rPr>
-      </w:r>
-      <w:hyperlink r:id="rId25">
-        <w:r>
-          <w:rPr>
-            <w:lang w:val="zh_TW" w:bidi="zh_TW"/>
-          </w:rPr>
-          <w:rPr>
-            <w:color w:val="0000EE"/>
-            <w:u w:val="single"/>
-          </w:rPr>
-          <w:t>加拉太書3:3</w:t>
-        </w:r>
-      </w:hyperlink>
-    </w:p>
-    <w:p>
-      <w:pPr>
-        <w:pStyle w:val="ListBullet"/>
-        <w:spacing w:line="240" w:lineRule="auto"/>
-        <w:ind w:left="720"/>
-      </w:pPr>
-      <w:r>
-        <w:rPr>
-          <w:lang w:val="zh_TW" w:bidi="zh_TW"/>
-        </w:rPr>
-      </w:r>
-      <w:hyperlink r:id="rId26">
-        <w:r>
-          <w:rPr>
-            <w:lang w:val="zh_TW" w:bidi="zh_TW"/>
-          </w:rPr>
-          <w:rPr>
-            <w:color w:val="0000EE"/>
-            <w:u w:val="single"/>
-          </w:rPr>
-          <w:t>創世記31:28</w:t>
-        </w:r>
-      </w:hyperlink>
-    </w:p>
-    <w:p>
-      <w:pPr>
-        <w:pStyle w:val="ListBullet"/>
-        <w:spacing w:line="240" w:lineRule="auto"/>
-        <w:ind w:left="720"/>
-      </w:pPr>
-      <w:r>
-        <w:rPr>
-          <w:lang w:val="zh_TW" w:bidi="zh_TW"/>
-        </w:rPr>
-      </w:r>
-      <w:hyperlink r:id="rId27">
-        <w:r>
-          <w:rPr>
-            <w:lang w:val="zh_TW" w:bidi="zh_TW"/>
-          </w:rPr>
-          <w:rPr>
-            <w:color w:val="0000EE"/>
-            <w:u w:val="single"/>
-          </w:rPr>
-          <w:t>馬太福音7:26</w:t>
-        </w:r>
-      </w:hyperlink>
-    </w:p>
-    <w:p>
-      <w:pPr>
-        <w:pStyle w:val="ListBullet"/>
-        <w:spacing w:line="240" w:lineRule="auto"/>
-        <w:ind w:left="720"/>
-      </w:pPr>
-      <w:r>
-        <w:rPr>
-          <w:lang w:val="zh_TW" w:bidi="zh_TW"/>
-        </w:rPr>
-      </w:r>
-      <w:hyperlink r:id="rId28">
-        <w:r>
-          <w:rPr>
-            <w:lang w:val="zh_TW" w:bidi="zh_TW"/>
-          </w:rPr>
-          <w:rPr>
-            <w:color w:val="0000EE"/>
-            <w:u w:val="single"/>
-          </w:rPr>
-          <w:t>馬太福音25:8</w:t>
-        </w:r>
-      </w:hyperlink>
-    </w:p>
-    <w:p>
-      <w:pPr>
-        <w:pStyle w:val="ListBullet"/>
-        <w:spacing w:line="240" w:lineRule="auto"/>
-        <w:ind w:left="720"/>
-      </w:pPr>
-      <w:r>
-        <w:rPr>
-          <w:lang w:val="zh_TW" w:bidi="zh_TW"/>
-        </w:rPr>
-      </w:r>
-      <w:hyperlink r:id="rId29">
-        <w:r>
-          <w:rPr>
-            <w:lang w:val="zh_TW" w:bidi="zh_TW"/>
-          </w:rPr>
-          <w:rPr>
-            <w:color w:val="0000EE"/>
-            <w:u w:val="single"/>
-          </w:rPr>
-          <w:t>箴言13:16</w:t>
-        </w:r>
-      </w:hyperlink>
-    </w:p>
-    <w:p>
-      <w:pPr>
-        <w:pStyle w:val="ListBullet"/>
-        <w:spacing w:line="240" w:lineRule="auto"/>
-        <w:ind w:left="720"/>
-      </w:pPr>
-      <w:r>
-        <w:rPr>
-          <w:lang w:val="zh_TW" w:bidi="zh_TW"/>
-        </w:rPr>
-      </w:r>
-      <w:hyperlink r:id="rId30">
-        <w:r>
-          <w:rPr>
-            <w:lang w:val="zh_TW" w:bidi="zh_TW"/>
-          </w:rPr>
-          <w:rPr>
-            <w:color w:val="0000EE"/>
-            <w:u w:val="single"/>
-          </w:rPr>
-          <w:t>詩篇49:13</w:t>
-        </w:r>
-      </w:hyperlink>
+      <w:r>
+        <w:rPr>
+          <w:lang w:val="zh_TW" w:bidi="zh_TW"/>
+        </w:rPr>
+        <w:t>傳道書1:17</w:t>
+      </w:r>
+    </w:p>
+    <w:p>
+      <w:pPr>
+        <w:pStyle w:val="ListBullet"/>
+        <w:spacing w:line="240" w:lineRule="auto"/>
+        <w:ind w:left="720"/>
+      </w:pPr>
+      <w:r>
+        <w:rPr>
+          <w:lang w:val="zh_TW" w:bidi="zh_TW"/>
+        </w:rPr>
+      </w:r>
+      <w:r>
+        <w:rPr>
+          <w:lang w:val="zh_TW" w:bidi="zh_TW"/>
+        </w:rPr>
+        <w:t>以弗所書5:15</w:t>
+      </w:r>
+    </w:p>
+    <w:p>
+      <w:pPr>
+        <w:pStyle w:val="ListBullet"/>
+        <w:spacing w:line="240" w:lineRule="auto"/>
+        <w:ind w:left="720"/>
+      </w:pPr>
+      <w:r>
+        <w:rPr>
+          <w:lang w:val="zh_TW" w:bidi="zh_TW"/>
+        </w:rPr>
+      </w:r>
+      <w:r>
+        <w:rPr>
+          <w:lang w:val="zh_TW" w:bidi="zh_TW"/>
+        </w:rPr>
+        <w:t>加拉太書3:3</w:t>
+      </w:r>
+    </w:p>
+    <w:p>
+      <w:pPr>
+        <w:pStyle w:val="ListBullet"/>
+        <w:spacing w:line="240" w:lineRule="auto"/>
+        <w:ind w:left="720"/>
+      </w:pPr>
+      <w:r>
+        <w:rPr>
+          <w:lang w:val="zh_TW" w:bidi="zh_TW"/>
+        </w:rPr>
+      </w:r>
+      <w:r>
+        <w:rPr>
+          <w:lang w:val="zh_TW" w:bidi="zh_TW"/>
+        </w:rPr>
+        <w:t>創世記31:28</w:t>
+      </w:r>
+    </w:p>
+    <w:p>
+      <w:pPr>
+        <w:pStyle w:val="ListBullet"/>
+        <w:spacing w:line="240" w:lineRule="auto"/>
+        <w:ind w:left="720"/>
+      </w:pPr>
+      <w:r>
+        <w:rPr>
+          <w:lang w:val="zh_TW" w:bidi="zh_TW"/>
+        </w:rPr>
+      </w:r>
+      <w:r>
+        <w:rPr>
+          <w:lang w:val="zh_TW" w:bidi="zh_TW"/>
+        </w:rPr>
+        <w:t>馬太福音7:26</w:t>
+      </w:r>
+    </w:p>
+    <w:p>
+      <w:pPr>
+        <w:pStyle w:val="ListBullet"/>
+        <w:spacing w:line="240" w:lineRule="auto"/>
+        <w:ind w:left="720"/>
+      </w:pPr>
+      <w:r>
+        <w:rPr>
+          <w:lang w:val="zh_TW" w:bidi="zh_TW"/>
+        </w:rPr>
+      </w:r>
+      <w:r>
+        <w:rPr>
+          <w:lang w:val="zh_TW" w:bidi="zh_TW"/>
+        </w:rPr>
+        <w:t>馬太福音25:8</w:t>
+      </w:r>
+    </w:p>
+    <w:p>
+      <w:pPr>
+        <w:pStyle w:val="ListBullet"/>
+        <w:spacing w:line="240" w:lineRule="auto"/>
+        <w:ind w:left="720"/>
+      </w:pPr>
+      <w:r>
+        <w:rPr>
+          <w:lang w:val="zh_TW" w:bidi="zh_TW"/>
+        </w:rPr>
+      </w:r>
+      <w:r>
+        <w:rPr>
+          <w:lang w:val="zh_TW" w:bidi="zh_TW"/>
+        </w:rPr>
+        <w:t>箴言13:16</w:t>
+      </w:r>
+    </w:p>
+    <w:p>
+      <w:pPr>
+        <w:pStyle w:val="ListBullet"/>
+        <w:spacing w:line="240" w:lineRule="auto"/>
+        <w:ind w:left="720"/>
+      </w:pPr>
+      <w:r>
+        <w:rPr>
+          <w:lang w:val="zh_TW" w:bidi="zh_TW"/>
+        </w:rPr>
+      </w:r>
+      <w:r>
+        <w:rPr>
+          <w:lang w:val="zh_TW" w:bidi="zh_TW"/>
+        </w:rPr>
+        <w:t>詩篇49:13</w:t>
+      </w:r>
     </w:p>
     <w:p>
       <w:pPr>
@@ -1431,114 +1323,84 @@
           <w:lang w:val="zh_TW" w:bidi="zh_TW"/>
         </w:rPr>
       </w:r>
-      <w:hyperlink r:id="rId31">
-        <w:r>
-          <w:rPr>
-            <w:lang w:val="zh_TW" w:bidi="zh_TW"/>
-          </w:rPr>
-          <w:rPr>
-            <w:color w:val="0000EE"/>
-            <w:u w:val="single"/>
-          </w:rPr>
-          <w:t>以西結書47:9–10</w:t>
-        </w:r>
-      </w:hyperlink>
-    </w:p>
-    <w:p>
-      <w:pPr>
-        <w:pStyle w:val="ListBullet"/>
-        <w:spacing w:line="240" w:lineRule="auto"/>
-        <w:ind w:left="720"/>
-      </w:pPr>
-      <w:r>
-        <w:rPr>
-          <w:lang w:val="zh_TW" w:bidi="zh_TW"/>
-        </w:rPr>
-      </w:r>
-      <w:hyperlink r:id="rId32">
-        <w:r>
-          <w:rPr>
-            <w:lang w:val="zh_TW" w:bidi="zh_TW"/>
-          </w:rPr>
-          <w:rPr>
-            <w:color w:val="0000EE"/>
-            <w:u w:val="single"/>
-          </w:rPr>
-          <w:t>以賽亞書19:8</w:t>
-        </w:r>
-      </w:hyperlink>
-    </w:p>
-    <w:p>
-      <w:pPr>
-        <w:pStyle w:val="ListBullet"/>
-        <w:spacing w:line="240" w:lineRule="auto"/>
-        <w:ind w:left="720"/>
-      </w:pPr>
-      <w:r>
-        <w:rPr>
-          <w:lang w:val="zh_TW" w:bidi="zh_TW"/>
-        </w:rPr>
-      </w:r>
-      <w:hyperlink r:id="rId33">
-        <w:r>
-          <w:rPr>
-            <w:lang w:val="zh_TW" w:bidi="zh_TW"/>
-          </w:rPr>
-          <w:rPr>
-            <w:color w:val="0000EE"/>
-            <w:u w:val="single"/>
-          </w:rPr>
-          <w:t>路加福音5:1–3</w:t>
-        </w:r>
-      </w:hyperlink>
-    </w:p>
-    <w:p>
-      <w:pPr>
-        <w:pStyle w:val="ListBullet"/>
-        <w:spacing w:line="240" w:lineRule="auto"/>
-        <w:ind w:left="720"/>
-      </w:pPr>
-      <w:r>
-        <w:rPr>
-          <w:lang w:val="zh_TW" w:bidi="zh_TW"/>
-        </w:rPr>
-      </w:r>
-      <w:hyperlink r:id="rId34">
-        <w:r>
-          <w:rPr>
-            <w:lang w:val="zh_TW" w:bidi="zh_TW"/>
-          </w:rPr>
-          <w:rPr>
-            <w:color w:val="0000EE"/>
-            <w:u w:val="single"/>
-          </w:rPr>
-          <w:t>馬太福音4:19</w:t>
-        </w:r>
-      </w:hyperlink>
-    </w:p>
-    <w:p>
-      <w:pPr>
-        <w:pStyle w:val="ListBullet"/>
-        <w:spacing w:line="240" w:lineRule="auto"/>
-        <w:ind w:left="720"/>
-      </w:pPr>
-      <w:r>
-        <w:rPr>
-          <w:lang w:val="zh_TW" w:bidi="zh_TW"/>
-        </w:rPr>
-      </w:r>
-      <w:hyperlink r:id="rId35">
-        <w:r>
-          <w:rPr>
-            <w:lang w:val="zh_TW" w:bidi="zh_TW"/>
-          </w:rPr>
-          <w:rPr>
-            <w:color w:val="0000EE"/>
-            <w:u w:val="single"/>
-          </w:rPr>
-          <w:t>馬太福音13:47</w:t>
-        </w:r>
-      </w:hyperlink>
+      <w:r>
+        <w:rPr>
+          <w:lang w:val="zh_TW" w:bidi="zh_TW"/>
+        </w:rPr>
+        <w:t>以西結書47:9–10</w:t>
+      </w:r>
+    </w:p>
+    <w:p>
+      <w:pPr>
+        <w:pStyle w:val="ListBullet"/>
+        <w:spacing w:line="240" w:lineRule="auto"/>
+        <w:ind w:left="720"/>
+      </w:pPr>
+      <w:r>
+        <w:rPr>
+          <w:lang w:val="zh_TW" w:bidi="zh_TW"/>
+        </w:rPr>
+      </w:r>
+      <w:r>
+        <w:rPr>
+          <w:lang w:val="zh_TW" w:bidi="zh_TW"/>
+        </w:rPr>
+        <w:t>以賽亞書19:8</w:t>
+      </w:r>
+    </w:p>
+    <w:p>
+      <w:pPr>
+        <w:pStyle w:val="ListBullet"/>
+        <w:spacing w:line="240" w:lineRule="auto"/>
+        <w:ind w:left="720"/>
+      </w:pPr>
+      <w:r>
+        <w:rPr>
+          <w:lang w:val="zh_TW" w:bidi="zh_TW"/>
+        </w:rPr>
+      </w:r>
+      <w:r>
+        <w:rPr>
+          <w:lang w:val="zh_TW" w:bidi="zh_TW"/>
+        </w:rPr>
+        <w:t>路加福音5:1–3</w:t>
+      </w:r>
+    </w:p>
+    <w:p>
+      <w:pPr>
+        <w:pStyle w:val="ListBullet"/>
+        <w:spacing w:line="240" w:lineRule="auto"/>
+        <w:ind w:left="720"/>
+      </w:pPr>
+      <w:r>
+        <w:rPr>
+          <w:lang w:val="zh_TW" w:bidi="zh_TW"/>
+        </w:rPr>
+      </w:r>
+      <w:r>
+        <w:rPr>
+          <w:lang w:val="zh_TW" w:bidi="zh_TW"/>
+        </w:rPr>
+        <w:t>馬太福音4:19</w:t>
+      </w:r>
+    </w:p>
+    <w:p>
+      <w:pPr>
+        <w:pStyle w:val="ListBullet"/>
+        <w:spacing w:line="240" w:lineRule="auto"/>
+        <w:ind w:left="720"/>
+      </w:pPr>
+      <w:r>
+        <w:rPr>
+          <w:lang w:val="zh_TW" w:bidi="zh_TW"/>
+        </w:rPr>
+      </w:r>
+      <w:r>
+        <w:rPr>
+          <w:lang w:val="zh_TW" w:bidi="zh_TW"/>
+        </w:rPr>
+        <w:t>馬太福音13:47</w:t>
+      </w:r>
     </w:p>
     <w:p>
       <w:pPr>
@@ -1769,138 +1631,102 @@
           <w:lang w:val="zh_TW" w:bidi="zh_TW"/>
         </w:rPr>
       </w:r>
-      <w:hyperlink r:id="rId36">
-        <w:r>
-          <w:rPr>
-            <w:lang w:val="zh_TW" w:bidi="zh_TW"/>
-          </w:rPr>
-          <w:rPr>
-            <w:color w:val="0000EE"/>
-            <w:u w:val="single"/>
-          </w:rPr>
-          <w:t>使徒行傳15:17</w:t>
-        </w:r>
-      </w:hyperlink>
-    </w:p>
-    <w:p>
-      <w:pPr>
-        <w:pStyle w:val="ListBullet"/>
-        <w:spacing w:line="240" w:lineRule="auto"/>
-        <w:ind w:left="720"/>
-      </w:pPr>
-      <w:r>
-        <w:rPr>
-          <w:lang w:val="zh_TW" w:bidi="zh_TW"/>
-        </w:rPr>
-      </w:r>
-      <w:hyperlink r:id="rId37">
-        <w:r>
-          <w:rPr>
-            <w:lang w:val="zh_TW" w:bidi="zh_TW"/>
-          </w:rPr>
-          <w:rPr>
-            <w:color w:val="0000EE"/>
-            <w:u w:val="single"/>
-          </w:rPr>
-          <w:t>阿摩司書9:12</w:t>
-        </w:r>
-      </w:hyperlink>
-    </w:p>
-    <w:p>
-      <w:pPr>
-        <w:pStyle w:val="ListBullet"/>
-        <w:spacing w:line="240" w:lineRule="auto"/>
-        <w:ind w:left="720"/>
-      </w:pPr>
-      <w:r>
-        <w:rPr>
-          <w:lang w:val="zh_TW" w:bidi="zh_TW"/>
-        </w:rPr>
-      </w:r>
-      <w:hyperlink r:id="rId38">
-        <w:r>
-          <w:rPr>
-            <w:lang w:val="zh_TW" w:bidi="zh_TW"/>
-          </w:rPr>
-          <w:rPr>
-            <w:color w:val="0000EE"/>
-            <w:u w:val="single"/>
-          </w:rPr>
-          <w:t>以西結書6:8–10</w:t>
-        </w:r>
-      </w:hyperlink>
-    </w:p>
-    <w:p>
-      <w:pPr>
-        <w:pStyle w:val="ListBullet"/>
-        <w:spacing w:line="240" w:lineRule="auto"/>
-        <w:ind w:left="720"/>
-      </w:pPr>
-      <w:r>
-        <w:rPr>
-          <w:lang w:val="zh_TW" w:bidi="zh_TW"/>
-        </w:rPr>
-      </w:r>
-      <w:hyperlink r:id="rId39">
-        <w:r>
-          <w:rPr>
-            <w:lang w:val="zh_TW" w:bidi="zh_TW"/>
-          </w:rPr>
-          <w:rPr>
-            <w:color w:val="0000EE"/>
-            <w:u w:val="single"/>
-          </w:rPr>
-          <w:t>創世記45:7</w:t>
-        </w:r>
-      </w:hyperlink>
-    </w:p>
-    <w:p>
-      <w:pPr>
-        <w:pStyle w:val="ListBullet"/>
-        <w:spacing w:line="240" w:lineRule="auto"/>
-        <w:ind w:left="720"/>
-      </w:pPr>
-      <w:r>
-        <w:rPr>
-          <w:lang w:val="zh_TW" w:bidi="zh_TW"/>
-        </w:rPr>
-      </w:r>
-      <w:hyperlink r:id="rId40">
-        <w:r>
-          <w:rPr>
-            <w:lang w:val="zh_TW" w:bidi="zh_TW"/>
-          </w:rPr>
-          <w:rPr>
-            <w:color w:val="0000EE"/>
-            <w:u w:val="single"/>
-          </w:rPr>
-          <w:t>以賽亞書11:11</w:t>
-        </w:r>
-      </w:hyperlink>
-    </w:p>
-    <w:p>
-      <w:pPr>
-        <w:pStyle w:val="ListBullet"/>
-        <w:spacing w:line="240" w:lineRule="auto"/>
-        <w:ind w:left="720"/>
-      </w:pPr>
-      <w:r>
-        <w:rPr>
-          <w:lang w:val="zh_TW" w:bidi="zh_TW"/>
-        </w:rPr>
-      </w:r>
-      <w:hyperlink r:id="rId41">
-        <w:r>
-          <w:rPr>
-            <w:lang w:val="zh_TW" w:bidi="zh_TW"/>
-          </w:rPr>
-          <w:rPr>
-            <w:color w:val="0000EE"/>
-            <w:u w:val="single"/>
-          </w:rPr>
-          <w:t>彌迦書4:6–8</w:t>
-        </w:r>
-      </w:hyperlink>
+      <w:r>
+        <w:rPr>
+          <w:lang w:val="zh_TW" w:bidi="zh_TW"/>
+        </w:rPr>
+        <w:t>使徒行傳15:17</w:t>
+      </w:r>
+    </w:p>
+    <w:p>
+      <w:pPr>
+        <w:pStyle w:val="ListBullet"/>
+        <w:spacing w:line="240" w:lineRule="auto"/>
+        <w:ind w:left="720"/>
+      </w:pPr>
+      <w:r>
+        <w:rPr>
+          <w:lang w:val="zh_TW" w:bidi="zh_TW"/>
+        </w:rPr>
+      </w:r>
+      <w:r>
+        <w:rPr>
+          <w:lang w:val="zh_TW" w:bidi="zh_TW"/>
+        </w:rPr>
+        <w:t>阿摩司書9:12</w:t>
+      </w:r>
+    </w:p>
+    <w:p>
+      <w:pPr>
+        <w:pStyle w:val="ListBullet"/>
+        <w:spacing w:line="240" w:lineRule="auto"/>
+        <w:ind w:left="720"/>
+      </w:pPr>
+      <w:r>
+        <w:rPr>
+          <w:lang w:val="zh_TW" w:bidi="zh_TW"/>
+        </w:rPr>
+      </w:r>
+      <w:r>
+        <w:rPr>
+          <w:lang w:val="zh_TW" w:bidi="zh_TW"/>
+        </w:rPr>
+        <w:t>以西結書6:8–10</w:t>
+      </w:r>
+    </w:p>
+    <w:p>
+      <w:pPr>
+        <w:pStyle w:val="ListBullet"/>
+        <w:spacing w:line="240" w:lineRule="auto"/>
+        <w:ind w:left="720"/>
+      </w:pPr>
+      <w:r>
+        <w:rPr>
+          <w:lang w:val="zh_TW" w:bidi="zh_TW"/>
+        </w:rPr>
+      </w:r>
+      <w:r>
+        <w:rPr>
+          <w:lang w:val="zh_TW" w:bidi="zh_TW"/>
+        </w:rPr>
+        <w:t>創世記45:7</w:t>
+      </w:r>
+    </w:p>
+    <w:p>
+      <w:pPr>
+        <w:pStyle w:val="ListBullet"/>
+        <w:spacing w:line="240" w:lineRule="auto"/>
+        <w:ind w:left="720"/>
+      </w:pPr>
+      <w:r>
+        <w:rPr>
+          <w:lang w:val="zh_TW" w:bidi="zh_TW"/>
+        </w:rPr>
+      </w:r>
+      <w:r>
+        <w:rPr>
+          <w:lang w:val="zh_TW" w:bidi="zh_TW"/>
+        </w:rPr>
+        <w:t>以賽亞書11:11</w:t>
+      </w:r>
+    </w:p>
+    <w:p>
+      <w:pPr>
+        <w:pStyle w:val="ListBullet"/>
+        <w:spacing w:line="240" w:lineRule="auto"/>
+        <w:ind w:left="720"/>
+      </w:pPr>
+      <w:r>
+        <w:rPr>
+          <w:lang w:val="zh_TW" w:bidi="zh_TW"/>
+        </w:rPr>
+      </w:r>
+      <w:r>
+        <w:rPr>
+          <w:lang w:val="zh_TW" w:bidi="zh_TW"/>
+        </w:rPr>
+        <w:t>彌迦書4:6–8</w:t>
+      </w:r>
     </w:p>
     <w:p>
       <w:pPr>
@@ -2157,18 +1983,12 @@
           <w:lang w:val="zh_TW" w:bidi="zh_TW"/>
         </w:rPr>
       </w:r>
-      <w:hyperlink r:id="rId42">
-        <w:r>
-          <w:rPr>
-            <w:lang w:val="zh_TW" w:bidi="zh_TW"/>
-          </w:rPr>
-          <w:rPr>
-            <w:color w:val="0000EE"/>
-            <w:u w:val="single"/>
-          </w:rPr>
-          <w:t>哥林多前書2:6–7</w:t>
-        </w:r>
-      </w:hyperlink>
+      <w:r>
+        <w:rPr>
+          <w:lang w:val="zh_TW" w:bidi="zh_TW"/>
+        </w:rPr>
+        <w:t>哥林多前書2:6–7</w:t>
+      </w:r>
     </w:p>
     <w:p>
       <w:pPr>
@@ -2401,42 +2221,30 @@
           <w:lang w:val="zh_TW" w:bidi="zh_TW"/>
         </w:rPr>
       </w:r>
-      <w:hyperlink r:id="rId43">
-        <w:r>
-          <w:rPr>
-            <w:lang w:val="zh_TW" w:bidi="zh_TW"/>
-          </w:rPr>
-          <w:rPr>
-            <w:color w:val="0000EE"/>
-            <w:u w:val="single"/>
-          </w:rPr>
-          <w:t>羅馬書8:29</w:t>
-        </w:r>
-      </w:hyperlink>
-    </w:p>
-    <w:p>
-      <w:pPr>
-        <w:pStyle w:val="ListBullet"/>
-        <w:spacing w:line="240" w:lineRule="auto"/>
-        <w:ind w:left="720"/>
-      </w:pPr>
-      <w:r>
-        <w:rPr>
-          <w:lang w:val="zh_TW" w:bidi="zh_TW"/>
-        </w:rPr>
-      </w:r>
-      <w:hyperlink r:id="rId44">
-        <w:r>
-          <w:rPr>
-            <w:lang w:val="zh_TW" w:bidi="zh_TW"/>
-          </w:rPr>
-          <w:rPr>
-            <w:color w:val="0000EE"/>
-            <w:u w:val="single"/>
-          </w:rPr>
-          <w:t>羅馬書11:2</w:t>
-        </w:r>
-      </w:hyperlink>
+      <w:r>
+        <w:rPr>
+          <w:lang w:val="zh_TW" w:bidi="zh_TW"/>
+        </w:rPr>
+        <w:t>羅馬書8:29</w:t>
+      </w:r>
+    </w:p>
+    <w:p>
+      <w:pPr>
+        <w:pStyle w:val="ListBullet"/>
+        <w:spacing w:line="240" w:lineRule="auto"/>
+        <w:ind w:left="720"/>
+      </w:pPr>
+      <w:r>
+        <w:rPr>
+          <w:lang w:val="zh_TW" w:bidi="zh_TW"/>
+        </w:rPr>
+      </w:r>
+      <w:r>
+        <w:rPr>
+          <w:lang w:val="zh_TW" w:bidi="zh_TW"/>
+        </w:rPr>
+        <w:t>羅馬書11:2</w:t>
+      </w:r>
     </w:p>
     <w:p>
       <w:pPr>

--- a/zht/docx/215.content.docx
+++ b/zht/docx/215.content.docx
@@ -1946,19 +1946,7 @@
         <w:rPr>
           <w:lang w:val="zh_TW" w:bidi="zh_TW"/>
         </w:rPr>
-        <w:t>（另見：</w:t>
-      </w:r>
-      <w:r>
-        <w:rPr>
-          <w:lang w:val="zh_TW" w:bidi="zh_TW"/>
-        </w:rPr>
-        <w:t>預知</w:t>
-      </w:r>
-      <w:r>
-        <w:rPr>
-          <w:lang w:val="zh_TW" w:bidi="zh_TW"/>
-        </w:rPr>
-        <w:t>）</w:t>
+        <w:t>（另見：預知）</w:t>
       </w:r>
     </w:p>
     <w:p>
